--- a/india_monitor_data/rag/documents/Strike_Intelligence/Port of New York_Strike_Intelligence.docx
+++ b/india_monitor_data/rag/documents/Strike_Intelligence/Port of New York_Strike_Intelligence.docx
@@ -15,9 +15,9 @@
       <w:r>
         <w:t>Monitored Freight Hub: Port of New York Logistics Cluster</w:t>
         <w:br/>
-        <w:t>Generated: 2026-09-08 14:22:29 | Total Disruption Incidents Analyzed: 13</w:t>
+        <w:t>Generated: 2026-09-09 16:49:45 | Total Disruption Incidents Analyzed: 18</w:t>
         <w:br/>
-        <w:t>Disruption Severity Breakdown: 🔴 HIGH: 1 | 🟡 MEDIUM: 8 | 🟢 LOW: 4</w:t>
+        <w:t>Disruption Severity Breakdown: 🔴 HIGH: 1 | 🟡 MEDIUM: 12 | 🟢 LOW: 5</w:t>
       </w:r>
     </w:p>
     <w:p>
@@ -122,6 +122,276 @@
           </w:tcPr>
           <w:p>
             <w:r>
+              <w:t>Natural_Disaster</w:t>
+            </w:r>
+          </w:p>
+        </w:tc>
+        <w:tc>
+          <w:tcPr>
+            <w:tcW w:type="dxa" w:w="1728"/>
+          </w:tcPr>
+          <w:p>
+            <w:r>
+              <w:t>Why the Floods Took a Well-Prepared China by Surprise</w:t>
+            </w:r>
+          </w:p>
+        </w:tc>
+        <w:tc>
+          <w:tcPr>
+            <w:tcW w:type="dxa" w:w="1728"/>
+          </w:tcPr>
+          <w:p>
+            <w:r>
+              <w:t>🟡 MEDIUM</w:t>
+            </w:r>
+          </w:p>
+        </w:tc>
+      </w:tr>
+      <w:tr>
+        <w:tc>
+          <w:tcPr>
+            <w:tcW w:type="dxa" w:w="1728"/>
+          </w:tcPr>
+          <w:p>
+            <w:r>
+              <w:t>INC-POR-02</w:t>
+              <w:br/>
+              <w:t>(None)</w:t>
+            </w:r>
+          </w:p>
+        </w:tc>
+        <w:tc>
+          <w:tcPr>
+            <w:tcW w:type="dxa" w:w="1728"/>
+          </w:tcPr>
+          <w:p>
+            <w:r>
+              <w:t>Unknown</w:t>
+            </w:r>
+          </w:p>
+        </w:tc>
+        <w:tc>
+          <w:tcPr>
+            <w:tcW w:type="dxa" w:w="1728"/>
+          </w:tcPr>
+          <w:p>
+            <w:r>
+              <w:t>General</w:t>
+            </w:r>
+          </w:p>
+        </w:tc>
+        <w:tc>
+          <w:tcPr>
+            <w:tcW w:type="dxa" w:w="1728"/>
+          </w:tcPr>
+          <w:p>
+            <w:r>
+              <w:t>NYC subway delays due to power outage: Latest</w:t>
+            </w:r>
+          </w:p>
+        </w:tc>
+        <w:tc>
+          <w:tcPr>
+            <w:tcW w:type="dxa" w:w="1728"/>
+          </w:tcPr>
+          <w:p>
+            <w:r>
+              <w:t>🟡 MEDIUM</w:t>
+            </w:r>
+          </w:p>
+        </w:tc>
+      </w:tr>
+      <w:tr>
+        <w:tc>
+          <w:tcPr>
+            <w:tcW w:type="dxa" w:w="1728"/>
+          </w:tcPr>
+          <w:p>
+            <w:r>
+              <w:t>INC-POR-03</w:t>
+              <w:br/>
+              <w:t>(None)</w:t>
+            </w:r>
+          </w:p>
+        </w:tc>
+        <w:tc>
+          <w:tcPr>
+            <w:tcW w:type="dxa" w:w="1728"/>
+          </w:tcPr>
+          <w:p>
+            <w:r>
+              <w:t>Unknown</w:t>
+            </w:r>
+          </w:p>
+        </w:tc>
+        <w:tc>
+          <w:tcPr>
+            <w:tcW w:type="dxa" w:w="1728"/>
+          </w:tcPr>
+          <w:p>
+            <w:r>
+              <w:t>Air_Freight</w:t>
+            </w:r>
+          </w:p>
+        </w:tc>
+        <w:tc>
+          <w:tcPr>
+            <w:tcW w:type="dxa" w:w="1728"/>
+          </w:tcPr>
+          <w:p>
+            <w:r>
+              <w:t>5 Killed and 5 Injured After Plane With Amazon Logo Crashes at Miami Airport</w:t>
+            </w:r>
+          </w:p>
+        </w:tc>
+        <w:tc>
+          <w:tcPr>
+            <w:tcW w:type="dxa" w:w="1728"/>
+          </w:tcPr>
+          <w:p>
+            <w:r>
+              <w:t>🟢 LOW</w:t>
+            </w:r>
+          </w:p>
+        </w:tc>
+      </w:tr>
+      <w:tr>
+        <w:tc>
+          <w:tcPr>
+            <w:tcW w:type="dxa" w:w="1728"/>
+          </w:tcPr>
+          <w:p>
+            <w:r>
+              <w:t>INC-POR-04</w:t>
+              <w:br/>
+              <w:t>(None)</w:t>
+            </w:r>
+          </w:p>
+        </w:tc>
+        <w:tc>
+          <w:tcPr>
+            <w:tcW w:type="dxa" w:w="1728"/>
+          </w:tcPr>
+          <w:p>
+            <w:r>
+              <w:t>Unknown</w:t>
+            </w:r>
+          </w:p>
+        </w:tc>
+        <w:tc>
+          <w:tcPr>
+            <w:tcW w:type="dxa" w:w="1728"/>
+          </w:tcPr>
+          <w:p>
+            <w:r>
+              <w:t>Ocean_Port</w:t>
+            </w:r>
+          </w:p>
+        </w:tc>
+        <w:tc>
+          <w:tcPr>
+            <w:tcW w:type="dxa" w:w="1728"/>
+          </w:tcPr>
+          <w:p>
+            <w:r>
+              <w:t>Here’s What to Know About the Port Strike (Published 2024)</w:t>
+            </w:r>
+          </w:p>
+        </w:tc>
+        <w:tc>
+          <w:tcPr>
+            <w:tcW w:type="dxa" w:w="1728"/>
+          </w:tcPr>
+          <w:p>
+            <w:r>
+              <w:t>🟡 MEDIUM</w:t>
+            </w:r>
+          </w:p>
+        </w:tc>
+      </w:tr>
+      <w:tr>
+        <w:tc>
+          <w:tcPr>
+            <w:tcW w:type="dxa" w:w="1728"/>
+          </w:tcPr>
+          <w:p>
+            <w:r>
+              <w:t>INC-POR-05</w:t>
+              <w:br/>
+              <w:t>(None)</w:t>
+            </w:r>
+          </w:p>
+        </w:tc>
+        <w:tc>
+          <w:tcPr>
+            <w:tcW w:type="dxa" w:w="1728"/>
+          </w:tcPr>
+          <w:p>
+            <w:r>
+              <w:t>Unknown</w:t>
+            </w:r>
+          </w:p>
+        </w:tc>
+        <w:tc>
+          <w:tcPr>
+            <w:tcW w:type="dxa" w:w="1728"/>
+          </w:tcPr>
+          <w:p>
+            <w:r>
+              <w:t>Natural_Disaster</w:t>
+            </w:r>
+          </w:p>
+        </w:tc>
+        <w:tc>
+          <w:tcPr>
+            <w:tcW w:type="dxa" w:w="1728"/>
+          </w:tcPr>
+          <w:p>
+            <w:r>
+              <w:t>Tri-State storm: Heavy rain, flash flooding causes major disruptions to subway service, Me</w:t>
+            </w:r>
+          </w:p>
+        </w:tc>
+        <w:tc>
+          <w:tcPr>
+            <w:tcW w:type="dxa" w:w="1728"/>
+          </w:tcPr>
+          <w:p>
+            <w:r>
+              <w:t>🟡 MEDIUM</w:t>
+            </w:r>
+          </w:p>
+        </w:tc>
+      </w:tr>
+      <w:tr>
+        <w:tc>
+          <w:tcPr>
+            <w:tcW w:type="dxa" w:w="1728"/>
+          </w:tcPr>
+          <w:p>
+            <w:r>
+              <w:t>INC-POR-06</w:t>
+              <w:br/>
+              <w:t>(None)</w:t>
+            </w:r>
+          </w:p>
+        </w:tc>
+        <w:tc>
+          <w:tcPr>
+            <w:tcW w:type="dxa" w:w="1728"/>
+          </w:tcPr>
+          <w:p>
+            <w:r>
+              <w:t>Unknown</w:t>
+            </w:r>
+          </w:p>
+        </w:tc>
+        <w:tc>
+          <w:tcPr>
+            <w:tcW w:type="dxa" w:w="1728"/>
+          </w:tcPr>
+          <w:p>
+            <w:r>
               <w:t>Railway</w:t>
             </w:r>
           </w:p>
@@ -154,7 +424,7 @@
           </w:tcPr>
           <w:p>
             <w:r>
-              <w:t>INC-POR-02</w:t>
+              <w:t>INC-POR-07</w:t>
               <w:br/>
               <w:t>(None)</w:t>
             </w:r>
@@ -208,7 +478,7 @@
           </w:tcPr>
           <w:p>
             <w:r>
-              <w:t>INC-POR-03</w:t>
+              <w:t>INC-POR-08</w:t>
               <w:br/>
               <w:t>(None)</w:t>
             </w:r>
@@ -262,7 +532,7 @@
           </w:tcPr>
           <w:p>
             <w:r>
-              <w:t>INC-POR-04</w:t>
+              <w:t>INC-POR-09</w:t>
               <w:br/>
               <w:t>(None)</w:t>
             </w:r>
@@ -316,7 +586,7 @@
           </w:tcPr>
           <w:p>
             <w:r>
-              <w:t>INC-POR-05</w:t>
+              <w:t>INC-POR-10</w:t>
               <w:br/>
               <w:t>(None)</w:t>
             </w:r>
@@ -349,276 +619,6 @@
           <w:p>
             <w:r>
               <w:t>New York flash flooding: Gov. Hochul requests federal aid after torrential rain slams Huds</w:t>
-            </w:r>
-          </w:p>
-        </w:tc>
-        <w:tc>
-          <w:tcPr>
-            <w:tcW w:type="dxa" w:w="1728"/>
-          </w:tcPr>
-          <w:p>
-            <w:r>
-              <w:t>🟡 MEDIUM</w:t>
-            </w:r>
-          </w:p>
-        </w:tc>
-      </w:tr>
-      <w:tr>
-        <w:tc>
-          <w:tcPr>
-            <w:tcW w:type="dxa" w:w="1728"/>
-          </w:tcPr>
-          <w:p>
-            <w:r>
-              <w:t>INC-POR-06</w:t>
-              <w:br/>
-              <w:t>(None)</w:t>
-            </w:r>
-          </w:p>
-        </w:tc>
-        <w:tc>
-          <w:tcPr>
-            <w:tcW w:type="dxa" w:w="1728"/>
-          </w:tcPr>
-          <w:p>
-            <w:r>
-              <w:t>Unknown</w:t>
-            </w:r>
-          </w:p>
-        </w:tc>
-        <w:tc>
-          <w:tcPr>
-            <w:tcW w:type="dxa" w:w="1728"/>
-          </w:tcPr>
-          <w:p>
-            <w:r>
-              <w:t>Railway</w:t>
-            </w:r>
-          </w:p>
-        </w:tc>
-        <w:tc>
-          <w:tcPr>
-            <w:tcW w:type="dxa" w:w="1728"/>
-          </w:tcPr>
-          <w:p>
-            <w:r>
-              <w:t>New York governor pleads with unions to resume talks amid North America's largest commuter</w:t>
-            </w:r>
-          </w:p>
-        </w:tc>
-        <w:tc>
-          <w:tcPr>
-            <w:tcW w:type="dxa" w:w="1728"/>
-          </w:tcPr>
-          <w:p>
-            <w:r>
-              <w:t>🟢 LOW</w:t>
-            </w:r>
-          </w:p>
-        </w:tc>
-      </w:tr>
-      <w:tr>
-        <w:tc>
-          <w:tcPr>
-            <w:tcW w:type="dxa" w:w="1728"/>
-          </w:tcPr>
-          <w:p>
-            <w:r>
-              <w:t>INC-POR-07</w:t>
-              <w:br/>
-              <w:t>(None)</w:t>
-            </w:r>
-          </w:p>
-        </w:tc>
-        <w:tc>
-          <w:tcPr>
-            <w:tcW w:type="dxa" w:w="1728"/>
-          </w:tcPr>
-          <w:p>
-            <w:r>
-              <w:t>Unknown</w:t>
-            </w:r>
-          </w:p>
-        </w:tc>
-        <w:tc>
-          <w:tcPr>
-            <w:tcW w:type="dxa" w:w="1728"/>
-          </w:tcPr>
-          <w:p>
-            <w:r>
-              <w:t>Natural_Disaster</w:t>
-            </w:r>
-          </w:p>
-        </w:tc>
-        <w:tc>
-          <w:tcPr>
-            <w:tcW w:type="dxa" w:w="1728"/>
-          </w:tcPr>
-          <w:p>
-            <w:r>
-              <w:t>At least 38 dead, buildings toppled after magnitude 7.7 earthquake strikes off Indonesia’s</w:t>
-            </w:r>
-          </w:p>
-        </w:tc>
-        <w:tc>
-          <w:tcPr>
-            <w:tcW w:type="dxa" w:w="1728"/>
-          </w:tcPr>
-          <w:p>
-            <w:r>
-              <w:t>🔴 HIGH</w:t>
-            </w:r>
-          </w:p>
-        </w:tc>
-      </w:tr>
-      <w:tr>
-        <w:tc>
-          <w:tcPr>
-            <w:tcW w:type="dxa" w:w="1728"/>
-          </w:tcPr>
-          <w:p>
-            <w:r>
-              <w:t>INC-POR-08</w:t>
-              <w:br/>
-              <w:t>(None)</w:t>
-            </w:r>
-          </w:p>
-        </w:tc>
-        <w:tc>
-          <w:tcPr>
-            <w:tcW w:type="dxa" w:w="1728"/>
-          </w:tcPr>
-          <w:p>
-            <w:r>
-              <w:t>Unknown</w:t>
-            </w:r>
-          </w:p>
-        </w:tc>
-        <w:tc>
-          <w:tcPr>
-            <w:tcW w:type="dxa" w:w="1728"/>
-          </w:tcPr>
-          <w:p>
-            <w:r>
-              <w:t>Truck</w:t>
-            </w:r>
-          </w:p>
-        </w:tc>
-        <w:tc>
-          <w:tcPr>
-            <w:tcW w:type="dxa" w:w="1728"/>
-          </w:tcPr>
-          <w:p>
-            <w:r>
-              <w:t xml:space="preserve">Truck driver goes off on Delaney Hall anti-ICE protesters after they block him from doing </w:t>
-            </w:r>
-          </w:p>
-        </w:tc>
-        <w:tc>
-          <w:tcPr>
-            <w:tcW w:type="dxa" w:w="1728"/>
-          </w:tcPr>
-          <w:p>
-            <w:r>
-              <w:t>🟢 LOW</w:t>
-            </w:r>
-          </w:p>
-        </w:tc>
-      </w:tr>
-      <w:tr>
-        <w:tc>
-          <w:tcPr>
-            <w:tcW w:type="dxa" w:w="1728"/>
-          </w:tcPr>
-          <w:p>
-            <w:r>
-              <w:t>INC-POR-09</w:t>
-              <w:br/>
-              <w:t>(None)</w:t>
-            </w:r>
-          </w:p>
-        </w:tc>
-        <w:tc>
-          <w:tcPr>
-            <w:tcW w:type="dxa" w:w="1728"/>
-          </w:tcPr>
-          <w:p>
-            <w:r>
-              <w:t>Unknown</w:t>
-            </w:r>
-          </w:p>
-        </w:tc>
-        <w:tc>
-          <w:tcPr>
-            <w:tcW w:type="dxa" w:w="1728"/>
-          </w:tcPr>
-          <w:p>
-            <w:r>
-              <w:t>Railway</w:t>
-            </w:r>
-          </w:p>
-        </w:tc>
-        <w:tc>
-          <w:tcPr>
-            <w:tcW w:type="dxa" w:w="1728"/>
-          </w:tcPr>
-          <w:p>
-            <w:r>
-              <w:t>Long Island Rail Road Strike Shuts Down Busiest U.S. Passenger Rail Service</w:t>
-            </w:r>
-          </w:p>
-        </w:tc>
-        <w:tc>
-          <w:tcPr>
-            <w:tcW w:type="dxa" w:w="1728"/>
-          </w:tcPr>
-          <w:p>
-            <w:r>
-              <w:t>🟡 MEDIUM</w:t>
-            </w:r>
-          </w:p>
-        </w:tc>
-      </w:tr>
-      <w:tr>
-        <w:tc>
-          <w:tcPr>
-            <w:tcW w:type="dxa" w:w="1728"/>
-          </w:tcPr>
-          <w:p>
-            <w:r>
-              <w:t>INC-POR-10</w:t>
-              <w:br/>
-              <w:t>(None)</w:t>
-            </w:r>
-          </w:p>
-        </w:tc>
-        <w:tc>
-          <w:tcPr>
-            <w:tcW w:type="dxa" w:w="1728"/>
-          </w:tcPr>
-          <w:p>
-            <w:r>
-              <w:t>Unknown</w:t>
-            </w:r>
-          </w:p>
-        </w:tc>
-        <w:tc>
-          <w:tcPr>
-            <w:tcW w:type="dxa" w:w="1728"/>
-          </w:tcPr>
-          <w:p>
-            <w:r>
-              <w:t>Railway</w:t>
-            </w:r>
-          </w:p>
-        </w:tc>
-        <w:tc>
-          <w:tcPr>
-            <w:tcW w:type="dxa" w:w="1728"/>
-          </w:tcPr>
-          <w:p>
-            <w:r>
-              <w:t>NJ Transit train engineers go on strike after talks fail; all rail service suspended</w:t>
             </w:r>
           </w:p>
         </w:tc>
